--- a/shogai_jigyo_template.docx
+++ b/shogai_jigyo_template.docx
@@ -390,7 +390,7 @@
           <w:rFonts w:ascii="ＡＲ丸ゴシック体Ｍ" w:eastAsia="ＡＲ丸ゴシック体Ｍ" w:cs="ＡＲ丸ゴシック体Ｍ" w:hint="eastAsia"/>
           <w:snapToGrid w:val="0"/>
         </w:rPr>
-        <w:t>次のとおり　　　　　　　　　　　　　　　　を開始しますので、障害者の日常生活</w:t>
+        <w:t>次のとおり　{{ jigyo_shurui }}　を開始しますので、障害者の日常生活</w:t>
       </w:r>
     </w:p>
     <w:p>
@@ -475,6 +475,13 @@
         </w:rPr>
         <w:t>（１）種類</w:t>
       </w:r>
+      <w:r>
+        <w:rPr>
+          <w:rFonts w:ascii="ＡＲ丸ゴシック体Ｍ" w:eastAsia="ＡＲ丸ゴシック体Ｍ" w:cs="ＡＲ丸ゴシック体Ｍ" w:hint="eastAsia"/>
+          <w:snapToGrid w:val="0"/>
+        </w:rPr>
+        <w:t xml:space="preserve">　{{ jigyo_shurui }}</w:t>
+      </w:r>
     </w:p>
     <w:p>
       <w:pPr>
@@ -491,6 +498,13 @@
         </w:rPr>
         <w:t xml:space="preserve">　（２）内容</w:t>
       </w:r>
+      <w:r>
+        <w:rPr>
+          <w:rFonts w:ascii="ＡＲ丸ゴシック体Ｍ" w:eastAsia="ＡＲ丸ゴシック体Ｍ" w:cs="ＡＲ丸ゴシック体Ｍ" w:hint="eastAsia"/>
+          <w:snapToGrid w:val="0"/>
+        </w:rPr>
+        <w:t xml:space="preserve">　{{ jigyo_naiyou }}</w:t>
+      </w:r>
     </w:p>
     <w:p>
       <w:pPr>
@@ -542,6 +556,14 @@
         </w:rPr>
         <w:t>（１）氏名（名　称）</w:t>
       </w:r>
+      <w:r>
+        <w:rPr>
+          <w:rFonts w:ascii="ＡＲ丸ゴシック体Ｍ" w:eastAsia="ＡＲ丸ゴシック体Ｍ" w:cs="ＡＲ丸ゴシック体Ｍ" w:hint="eastAsia"/>
+          <w:snapToGrid w:val="0"/>
+          <w:lang w:eastAsia="zh-CN"/>
+        </w:rPr>
+        <w:t xml:space="preserve">　{{ keieisha_shimei }}</w:t>
+      </w:r>
     </w:p>
     <w:p>
       <w:pPr>
@@ -561,22 +583,30 @@
         </w:rPr>
         <w:t>（２）住所（所在地）</w:t>
       </w:r>
-    </w:p>
-    <w:p>
-      <w:pPr>
-        <w:spacing w:line="240" w:lineRule="exact"/>
-        <w:rPr>
-          <w:rFonts w:ascii="ＡＲ丸ゴシック体Ｍ" w:eastAsia="ＡＲ丸ゴシック体Ｍ" w:cs="Times New Roman"/>
+      <w:r>
+        <w:rPr>
+          <w:rFonts w:ascii="ＡＲ丸ゴシック体Ｍ" w:eastAsia="ＡＲ丸ゴシック体Ｍ" w:cs="ＡＲ丸ゴシック体Ｍ" w:hint="eastAsia"/>
           <w:snapToGrid w:val="0"/>
           <w:lang w:eastAsia="zh-CN"/>
         </w:rPr>
-      </w:pPr>
-      <w:r>
-        <w:rPr>
-          <w:rFonts w:ascii="ＡＲ丸ゴシック体Ｍ" w:eastAsia="ＡＲ丸ゴシック体Ｍ" w:cs="ＡＲ丸ゴシック体Ｍ" w:hint="eastAsia"/>
+        <w:t xml:space="preserve">　{{ keieisha_jusho }}</w:t>
+      </w:r>
+    </w:p>
+    <w:p>
+      <w:pPr>
+        <w:spacing w:line="240" w:lineRule="exact"/>
+        <w:rPr>
+          <w:rFonts w:ascii="ＡＲ丸ゴシック体Ｍ" w:eastAsia="ＡＲ丸ゴシック体Ｍ" w:cs="Times New Roman"/>
           <w:snapToGrid w:val="0"/>
           <w:lang w:eastAsia="zh-CN"/>
         </w:rPr>
+      </w:pPr>
+      <w:r>
+        <w:rPr>
+          <w:rFonts w:ascii="ＡＲ丸ゴシック体Ｍ" w:eastAsia="ＡＲ丸ゴシック体Ｍ" w:cs="ＡＲ丸ゴシック体Ｍ" w:hint="eastAsia"/>
+          <w:snapToGrid w:val="0"/>
+          <w:lang w:eastAsia="zh-CN"/>
+        </w:rPr>
         <w:t xml:space="preserve">　</w:t>
       </w:r>
     </w:p>
@@ -741,6 +771,13 @@
         </w:rPr>
         <w:t>当該市町の名称を含む。）</w:t>
       </w:r>
+      <w:r>
+        <w:rPr>
+          <w:rFonts w:ascii="ＡＲ丸ゴシック体Ｍ" w:eastAsia="ＡＲ丸ゴシック体Ｍ" w:cs="ＡＲ丸ゴシック体Ｍ" w:hint="eastAsia"/>
+          <w:snapToGrid w:val="0"/>
+        </w:rPr>
+        <w:t xml:space="preserve">　{{ jigyo_kuiki }}</w:t>
+      </w:r>
     </w:p>
     <w:p>
       <w:pPr>
@@ -871,6 +908,14 @@
         </w:rPr>
         <w:t>　名　　　称　</w:t>
       </w:r>
+      <w:r>
+        <w:rPr>
+          <w:rFonts w:ascii="ＡＲ丸ゴシック体Ｍ" w:eastAsia="ＡＲ丸ゴシック体Ｍ" w:cs="ＡＲ丸ゴシック体Ｍ" w:hint="eastAsia"/>
+          <w:snapToGrid w:val="0"/>
+          <w:lang w:eastAsia="zh-TW"/>
+        </w:rPr>
+        <w:t xml:space="preserve">　{{ shisetsu_meisho }}</w:t>
+      </w:r>
     </w:p>
     <w:p>
       <w:pPr>
@@ -922,6 +967,14 @@
         </w:rPr>
         <w:t>　種　　　類　</w:t>
       </w:r>
+      <w:r>
+        <w:rPr>
+          <w:rFonts w:ascii="ＡＲ丸ゴシック体Ｍ" w:eastAsia="ＡＲ丸ゴシック体Ｍ" w:cs="ＡＲ丸ゴシック体Ｍ" w:hint="eastAsia"/>
+          <w:snapToGrid w:val="0"/>
+          <w:lang w:eastAsia="zh-TW"/>
+        </w:rPr>
+        <w:t xml:space="preserve">　{{ shisetsu_shurui }}</w:t>
+      </w:r>
     </w:p>
     <w:p>
       <w:pPr>
@@ -971,6 +1024,14 @@
           <w:lang w:eastAsia="zh-TW"/>
         </w:rPr>
         <w:t>　所　在　地　</w:t>
+      </w:r>
+      <w:r>
+        <w:rPr>
+          <w:rFonts w:ascii="ＡＲ丸ゴシック体Ｍ" w:eastAsia="ＡＲ丸ゴシック体Ｍ" w:cs="ＡＲ丸ゴシック体Ｍ" w:hint="eastAsia"/>
+          <w:snapToGrid w:val="0"/>
+          <w:lang w:eastAsia="zh-TW"/>
+        </w:rPr>
+        <w:t xml:space="preserve">　{{ shisetsu_shozaichi }}</w:t>
       </w:r>
     </w:p>
     <w:p>
@@ -1038,6 +1099,15 @@
           <w:kern w:val="0"/>
         </w:rPr>
         <w:t xml:space="preserve">　</w:t>
+      </w:r>
+      <w:r>
+        <w:rPr>
+          <w:rFonts w:ascii="ＡＲ丸ゴシック体Ｍ" w:eastAsia="ＡＲ丸ゴシック体Ｍ" w:cs="ＡＲ丸ゴシック体Ｍ" w:hint="eastAsia"/>
+          <w:snapToGrid w:val="0"/>
+          <w:spacing w:val="35"/>
+          <w:kern w:val="0"/>
+        </w:rPr>
+        <w:t xml:space="preserve">　{{ nyusho_teiin }}</w:t>
       </w:r>
     </w:p>
     <w:p>
